--- a/data/word_templates/script 17.docx
+++ b/data/word_templates/script 17.docx
@@ -42,286 +42,6 @@
       </w:r>
       <w:r>
         <w:t xml:space="preserve"> to help you avoid further trouble.</w:t>
-      </w:r>
-    </w:p>
-    <w:p>
-      <w:r>
-        <w:t>Here’s what we’re offering:</w:t>
-      </w:r>
-    </w:p>
-    <w:p>
-      <w:r>
-        <w:rPr>
-          <w:rFonts w:ascii="Segoe UI Emoji" w:hAnsi="Segoe UI Emoji" w:cs="Segoe UI Emoji"/>
-        </w:rPr>
-        <w:t>✅</w:t>
-      </w:r>
-      <w:r>
-        <w:t xml:space="preserve"> </w:t>
-      </w:r>
-      <w:r>
-        <w:rPr>
-          <w:b/>
-          <w:bCs/>
-        </w:rPr>
-        <w:t>Full Settlement Option:</w:t>
-      </w:r>
-      <w:r>
-        <w:br/>
-        <w:t xml:space="preserve">Pay </w:t>
-      </w:r>
-      <w:r>
-        <w:rPr>
-          <w:b/>
-          <w:bCs/>
-        </w:rPr>
-        <w:t>USD</w:t>
-      </w:r>
-      <w:r>
-        <w:rPr>
-          <w:b/>
-          <w:bCs/>
-        </w:rPr>
-        <w:t>1299.75</w:t>
-      </w:r>
-      <w:r>
-        <w:rPr>
-          <w:b/>
-          <w:bCs/>
-        </w:rPr>
-        <w:t xml:space="preserve"> today</w:t>
-      </w:r>
-      <w:r>
-        <w:t xml:space="preserve"> and we’ll mark your account as </w:t>
-      </w:r>
-      <w:r>
-        <w:rPr>
-          <w:b/>
-          <w:bCs/>
-        </w:rPr>
-        <w:t>Paid in Full</w:t>
-      </w:r>
-      <w:r>
-        <w:t>. No further contact, no stress, no legal complications.</w:t>
-      </w:r>
-    </w:p>
-    <w:p>
-      <w:r>
-        <w:rPr>
-          <w:rFonts w:ascii="Segoe UI Emoji" w:hAnsi="Segoe UI Emoji" w:cs="Segoe UI Emoji"/>
-        </w:rPr>
-        <w:t>✅</w:t>
-      </w:r>
-      <w:r>
-        <w:t xml:space="preserve"> </w:t>
-      </w:r>
-      <w:r>
-        <w:rPr>
-          <w:b/>
-          <w:bCs/>
-        </w:rPr>
-        <w:t>Flexible Installment Plan:</w:t>
-      </w:r>
-      <w:r>
-        <w:br/>
-        <w:t xml:space="preserve">Make </w:t>
-      </w:r>
-      <w:r>
-        <w:t xml:space="preserve">an initial </w:t>
-      </w:r>
-      <w:r>
-        <w:rPr>
-          <w:b/>
-          <w:bCs/>
-        </w:rPr>
-        <w:t>USD</w:t>
-      </w:r>
-      <w:r>
-        <w:rPr>
-          <w:b/>
-          <w:bCs/>
-        </w:rPr>
-        <w:t>3</w:t>
-      </w:r>
-      <w:r>
-        <w:rPr>
-          <w:b/>
-          <w:bCs/>
-        </w:rPr>
-        <w:t>0</w:t>
-      </w:r>
-      <w:r>
-        <w:rPr>
-          <w:b/>
-          <w:bCs/>
-        </w:rPr>
-        <w:t>0.00</w:t>
-      </w:r>
-      <w:r>
-        <w:rPr>
-          <w:b/>
-          <w:bCs/>
-        </w:rPr>
-        <w:t xml:space="preserve"> payment today</w:t>
-      </w:r>
-      <w:r>
-        <w:t xml:space="preserve">, </w:t>
-      </w:r>
-      <w:r>
-        <w:rPr>
-          <w:b/>
-          <w:bCs/>
-        </w:rPr>
-        <w:t>followed</w:t>
-      </w:r>
-      <w:r>
-        <w:t xml:space="preserve"> </w:t>
-      </w:r>
-      <w:r>
-        <w:rPr>
-          <w:b/>
-          <w:bCs/>
-        </w:rPr>
-        <w:t xml:space="preserve">weekly payments of </w:t>
-      </w:r>
-      <w:r>
-        <w:rPr>
-          <w:b/>
-          <w:bCs/>
-        </w:rPr>
-        <w:t>USD</w:t>
-      </w:r>
-      <w:r>
-        <w:rPr>
-          <w:b/>
-          <w:bCs/>
-        </w:rPr>
-        <w:t>3</w:t>
-      </w:r>
-      <w:r>
-        <w:rPr>
-          <w:b/>
-          <w:bCs/>
-        </w:rPr>
-        <w:t>0</w:t>
-      </w:r>
-      <w:r>
-        <w:rPr>
-          <w:b/>
-          <w:bCs/>
-        </w:rPr>
-        <w:t>0.</w:t>
-      </w:r>
-      <w:r>
-        <w:rPr>
-          <w:b/>
-          <w:bCs/>
-        </w:rPr>
-        <w:t>00</w:t>
-      </w:r>
-      <w:r>
-        <w:t xml:space="preserve"> for the next </w:t>
-      </w:r>
-      <w:r>
-        <w:t>8</w:t>
-      </w:r>
-      <w:r>
-        <w:t xml:space="preserve"> </w:t>
-      </w:r>
-      <w:r>
-        <w:t>weeks. This will keep your account from being flagged for legal escalation.</w:t>
-      </w:r>
-    </w:p>
-    <w:p>
-      <w:r>
-        <w:rPr>
-          <w:rFonts w:ascii="Segoe UI Symbol" w:hAnsi="Segoe UI Symbol" w:cs="Segoe UI Symbol"/>
-        </w:rPr>
-        <w:t>⚠</w:t>
-      </w:r>
-      <w:r>
-        <w:t xml:space="preserve"> If we do not hear from you</w:t>
-      </w:r>
-      <w:r>
-        <w:t xml:space="preserve">, </w:t>
-      </w:r>
-      <w:r>
-        <w:t xml:space="preserve">your account will be forwarded to the </w:t>
-      </w:r>
-      <w:r>
-        <w:rPr>
-          <w:b/>
-          <w:bCs/>
-        </w:rPr>
-        <w:t>Legal Claims Department</w:t>
-      </w:r>
-      <w:r>
-        <w:t>, and we will no longer be able to assist you in keeping this matter private.</w:t>
-      </w:r>
-    </w:p>
-    <w:p>
-      <w:r>
-        <w:t xml:space="preserve">Your file is currently tagged for </w:t>
-      </w:r>
-      <w:r>
-        <w:rPr>
-          <w:b/>
-          <w:bCs/>
-        </w:rPr>
-        <w:t>Urgent Escalation</w:t>
-      </w:r>
-      <w:r>
-        <w:t>, which could lead to:</w:t>
-      </w:r>
-    </w:p>
-    <w:p>
-      <w:pPr>
-        <w:numPr>
-          <w:ilvl w:val="0"/>
-          <w:numId w:val="1"/>
-        </w:numPr>
-      </w:pPr>
-      <w:r>
-        <w:t>Negative credit reporting</w:t>
-      </w:r>
-    </w:p>
-    <w:p>
-      <w:pPr>
-        <w:numPr>
-          <w:ilvl w:val="0"/>
-          <w:numId w:val="1"/>
-        </w:numPr>
-      </w:pPr>
-      <w:r>
-        <w:t>Wage deductions</w:t>
-      </w:r>
-    </w:p>
-    <w:p>
-      <w:pPr>
-        <w:numPr>
-          <w:ilvl w:val="0"/>
-          <w:numId w:val="1"/>
-        </w:numPr>
-      </w:pPr>
-      <w:r>
-        <w:t>Court-ordered summons</w:t>
-      </w:r>
-    </w:p>
-    <w:p>
-      <w:pPr>
-        <w:numPr>
-          <w:ilvl w:val="0"/>
-          <w:numId w:val="1"/>
-        </w:numPr>
-      </w:pPr>
-      <w:r>
-        <w:t xml:space="preserve">Personal property </w:t>
-      </w:r>
-      <w:r>
-        <w:t>L</w:t>
-      </w:r>
-      <w:r>
-        <w:t>ien</w:t>
       </w:r>
     </w:p>
     <w:p>
@@ -358,6 +78,318 @@
     </w:p>
     <w:p>
       <w:r>
+        <w:t>Here’s what we’re offering:</w:t>
+      </w:r>
+    </w:p>
+    <w:p>
+      <w:r>
+        <w:rPr>
+          <w:rFonts w:ascii="Segoe UI Emoji" w:hAnsi="Segoe UI Emoji" w:cs="Segoe UI Emoji"/>
+        </w:rPr>
+        <w:t>✅</w:t>
+      </w:r>
+      <w:r>
+        <w:t xml:space="preserve"> </w:t>
+      </w:r>
+      <w:r>
+        <w:rPr>
+          <w:b/>
+          <w:bCs/>
+        </w:rPr>
+        <w:t>Full Settlement Option:</w:t>
+      </w:r>
+      <w:r>
+        <w:br/>
+        <w:t xml:space="preserve">Pay </w:t>
+      </w:r>
+      <w:r>
+        <w:rPr>
+          <w:b/>
+          <w:bCs/>
+        </w:rPr>
+        <w:t>USD</w:t>
+      </w:r>
+      <w:r>
+        <w:rPr>
+          <w:b/>
+          <w:bCs/>
+        </w:rPr>
+        <w:t>1299.75</w:t>
+      </w:r>
+      <w:r>
+        <w:rPr>
+          <w:b/>
+          <w:bCs/>
+        </w:rPr>
+        <w:t xml:space="preserve"> today</w:t>
+      </w:r>
+      <w:r>
+        <w:t xml:space="preserve"> and we’ll mark your account as </w:t>
+      </w:r>
+      <w:r>
+        <w:rPr>
+          <w:b/>
+          <w:bCs/>
+        </w:rPr>
+        <w:t>Paid in Full</w:t>
+      </w:r>
+      <w:r>
+        <w:t>. No further contact, no stress, no legal complications.</w:t>
+      </w:r>
+    </w:p>
+    <w:p>
+      <w:r>
+        <w:rPr>
+          <w:rFonts w:ascii="Segoe UI Emoji" w:hAnsi="Segoe UI Emoji" w:cs="Segoe UI Emoji"/>
+        </w:rPr>
+        <w:t>✅</w:t>
+      </w:r>
+      <w:r>
+        <w:t xml:space="preserve"> </w:t>
+      </w:r>
+      <w:r>
+        <w:rPr>
+          <w:b/>
+          <w:bCs/>
+        </w:rPr>
+        <w:t>Flexible Installment Plan:</w:t>
+      </w:r>
+      <w:r>
+        <w:br/>
+        <w:t xml:space="preserve">Make </w:t>
+      </w:r>
+      <w:r>
+        <w:t xml:space="preserve">an initial </w:t>
+      </w:r>
+      <w:r>
+        <w:rPr>
+          <w:b/>
+          <w:bCs/>
+        </w:rPr>
+        <w:t>USD</w:t>
+      </w:r>
+      <w:r>
+        <w:rPr>
+          <w:b/>
+          <w:bCs/>
+        </w:rPr>
+        <w:t>3</w:t>
+      </w:r>
+      <w:r>
+        <w:rPr>
+          <w:b/>
+          <w:bCs/>
+        </w:rPr>
+        <w:t>0</w:t>
+      </w:r>
+      <w:r>
+        <w:rPr>
+          <w:b/>
+          <w:bCs/>
+        </w:rPr>
+        <w:t>0.00</w:t>
+      </w:r>
+      <w:r>
+        <w:rPr>
+          <w:b/>
+          <w:bCs/>
+        </w:rPr>
+        <w:t xml:space="preserve"> payment today</w:t>
+      </w:r>
+      <w:r>
+        <w:t xml:space="preserve">, </w:t>
+      </w:r>
+      <w:r>
+        <w:rPr>
+          <w:b/>
+          <w:bCs/>
+        </w:rPr>
+        <w:t>followed</w:t>
+      </w:r>
+      <w:r>
+        <w:t xml:space="preserve"> </w:t>
+      </w:r>
+      <w:r>
+        <w:rPr>
+          <w:b/>
+          <w:bCs/>
+        </w:rPr>
+        <w:t xml:space="preserve">weekly payments of </w:t>
+      </w:r>
+      <w:r>
+        <w:rPr>
+          <w:b/>
+          <w:bCs/>
+        </w:rPr>
+        <w:t>USD</w:t>
+      </w:r>
+      <w:r>
+        <w:rPr>
+          <w:b/>
+          <w:bCs/>
+        </w:rPr>
+        <w:t>3</w:t>
+      </w:r>
+      <w:r>
+        <w:rPr>
+          <w:b/>
+          <w:bCs/>
+        </w:rPr>
+        <w:t>0</w:t>
+      </w:r>
+      <w:r>
+        <w:rPr>
+          <w:b/>
+          <w:bCs/>
+        </w:rPr>
+        <w:t>0.</w:t>
+      </w:r>
+      <w:r>
+        <w:rPr>
+          <w:b/>
+          <w:bCs/>
+        </w:rPr>
+        <w:t>00</w:t>
+      </w:r>
+      <w:r>
+        <w:t xml:space="preserve"> for the next </w:t>
+      </w:r>
+      <w:r>
+        <w:t>8</w:t>
+      </w:r>
+      <w:r>
+        <w:t xml:space="preserve"> </w:t>
+      </w:r>
+      <w:r>
+        <w:t>weeks. This will keep your account from being flagged for legal escalation.</w:t>
+      </w:r>
+    </w:p>
+    <w:p>
+      <w:r>
+        <w:rPr>
+          <w:rFonts w:ascii="Segoe UI Symbol" w:hAnsi="Segoe UI Symbol" w:cs="Segoe UI Symbol"/>
+        </w:rPr>
+        <w:t>⚠</w:t>
+      </w:r>
+      <w:r>
+        <w:t xml:space="preserve"> If we do not hear from you</w:t>
+      </w:r>
+      <w:r>
+        <w:t xml:space="preserve">, </w:t>
+      </w:r>
+      <w:r>
+        <w:t xml:space="preserve">your account will be forwarded to the </w:t>
+      </w:r>
+      <w:r>
+        <w:rPr>
+          <w:b/>
+          <w:bCs/>
+        </w:rPr>
+        <w:t>Legal Claims Department</w:t>
+      </w:r>
+      <w:r>
+        <w:t>, and we will no longer be able to assist you in keeping this matter private.</w:t>
+      </w:r>
+    </w:p>
+    <w:p>
+      <w:r>
+        <w:t xml:space="preserve">Your file is currently tagged for </w:t>
+      </w:r>
+      <w:r>
+        <w:rPr>
+          <w:b/>
+          <w:bCs/>
+        </w:rPr>
+        <w:t>Urgent Escalation</w:t>
+      </w:r>
+      <w:r>
+        <w:t>, which could lead to:</w:t>
+      </w:r>
+    </w:p>
+    <w:p>
+      <w:pPr>
+        <w:numPr>
+          <w:ilvl w:val="0"/>
+          <w:numId w:val="1"/>
+        </w:numPr>
+      </w:pPr>
+      <w:r>
+        <w:t>Negative credit reporting</w:t>
+      </w:r>
+    </w:p>
+    <w:p>
+      <w:pPr>
+        <w:numPr>
+          <w:ilvl w:val="0"/>
+          <w:numId w:val="1"/>
+        </w:numPr>
+      </w:pPr>
+      <w:r>
+        <w:t>Wage deductions</w:t>
+      </w:r>
+    </w:p>
+    <w:p>
+      <w:pPr>
+        <w:numPr>
+          <w:ilvl w:val="0"/>
+          <w:numId w:val="1"/>
+        </w:numPr>
+      </w:pPr>
+      <w:r>
+        <w:t>Court-ordered summons</w:t>
+      </w:r>
+    </w:p>
+    <w:p>
+      <w:pPr>
+        <w:numPr>
+          <w:ilvl w:val="0"/>
+          <w:numId w:val="1"/>
+        </w:numPr>
+      </w:pPr>
+      <w:r>
+        <w:t xml:space="preserve">Personal property </w:t>
+      </w:r>
+      <w:r>
+        <w:t>L</w:t>
+      </w:r>
+      <w:r>
+        <w:t>ien</w:t>
+      </w:r>
+    </w:p>
+    <w:p>
+      <w:r>
+        <w:t xml:space="preserve">We want to help you resolve this quietly. Please reply to this email or reach out to </w:t>
+      </w:r>
+      <w:r>
+        <w:t xml:space="preserve"> </w:t>
+      </w:r>
+      <w:hyperlink r:id="rId6" w:history="1">
+        <w:r>
+          <w:rPr>
+            <w:rStyle w:val="Hyperlink"/>
+            <w:b/>
+            <w:bCs/>
+            <w:sz w:val="28"/>
+            <w:szCs w:val="28"/>
+          </w:rPr>
+          <w:t>ashleycolledebtcollector@gmail.com</w:t>
+        </w:r>
+      </w:hyperlink>
+      <w:r>
+        <w:rPr>
+          <w:b/>
+          <w:bCs/>
+          <w:sz w:val="28"/>
+          <w:szCs w:val="28"/>
+        </w:rPr>
+        <w:t xml:space="preserve"> </w:t>
+      </w:r>
+      <w:r>
+        <w:t>to finalize your plan.</w:t>
+      </w:r>
+    </w:p>
+    <w:p>
+      <w:r>
         <w:t>Let’s put this behind you — peacefully and privately.</w:t>
       </w:r>
     </w:p>
@@ -426,7 +458,11 @@
         <w:tab/>
       </w:r>
     </w:p>
-    <w:p/>
+    <w:p>
+      <w:pPr>
+        <w:ind w:left="2880" w:firstLine="720"/>
+      </w:pPr>
+    </w:p>
     <w:p/>
     <w:sectPr>
       <w:pgSz w:w="12240" w:h="15840"/>
